--- a/internal/methods_files/Prot_701_GitHub_Account_Setup_and_Lab_Repository_Access.docx
+++ b/internal/methods_files/Prot_701_GitHub_Account_Setup_and_Lab_Repository_Access.docx
@@ -570,7 +570,7 @@
         <w:ind w:left="720" w:hanging="360"/>
       </w:pPr>
       <w:r>
-        <w:t xml:space="preserve">Edits are LOCAL until you press Save. Save writes to GitHub, and a job on the cluster copies it into My Lab.xlsx within 15 minutes.</w:t>
+        <w:t xml:space="preserve">Edits are LOCAL until you press Save. Save writes to GitHub, and a job on the cluster copies it into My Lab.xlsx within about a minute.</w:t>
       </w:r>
     </w:p>
     <w:p>
